--- a/docs/cadrage/adr/equipe-6-adr-0001-choix-modele-llm.docx
+++ b/docs/cadrage/adr/equipe-6-adr-0001-choix-modele-llm.docx
@@ -124,13 +124,22 @@
           <w:p>
             <w:r/>
             <w:r>
-              <w:t xml:space="preserve">🟡 Proposé </w:t>
+              <w:t xml:space="preserve">✅ </w:t>
+            </w:r>
+            <w:r>
+              <w:rPr>
+                <w:b/>
+              </w:rPr>
+              <w:t>Accepté</w:t>
+            </w:r>
+            <w:r>
+              <w:t xml:space="preserve"> </w:t>
             </w:r>
             <w:r>
               <w:rPr>
                 <w:i/>
               </w:rPr>
-              <w:t>(à acter après exécution du benchmark J2)</w:t>
+              <w:t>(benchmark J2 exécuté le 30/06/2026 — résultats)</w:t>
             </w:r>
           </w:p>
         </w:tc>
@@ -323,7 +332,7 @@
               <w:rPr>
                 <w:b/>
               </w:rPr>
-              <w:t>Latence visée</w:t>
+              <w:t>Latence médiane / p95</w:t>
             </w:r>
           </w:p>
         </w:tc>
@@ -337,7 +346,7 @@
               <w:rPr>
                 <w:b/>
               </w:rPr>
-              <w:t>Qualité</w:t>
+              <w:t>Validité (10 QCM)</w:t>
             </w:r>
           </w:p>
         </w:tc>
@@ -365,7 +374,7 @@
               <w:rPr>
                 <w:b/>
               </w:rPr>
-              <w:t>Coût / effort</w:t>
+              <w:t>Verdict</w:t>
             </w:r>
           </w:p>
         </w:tc>
@@ -404,7 +413,13 @@
           <w:p>
             <w:r/>
             <w:r>
-              <w:t>~45 s ❌</w:t>
+              <w:t xml:space="preserve">9,6 s / </w:t>
+            </w:r>
+            <w:r>
+              <w:rPr>
+                <w:b/>
+              </w:rPr>
+              <w:t>56,0 s</w:t>
             </w:r>
           </w:p>
         </w:tc>
@@ -415,7 +430,7 @@
           <w:p>
             <w:r/>
             <w:r>
-              <w:t>élevée</w:t>
+              <w:t>10/10 variable</w:t>
             </w:r>
           </w:p>
         </w:tc>
@@ -437,7 +452,7 @@
           <w:p>
             <w:r/>
             <w:r>
-              <w:t>nul — mais ne tient pas le SLA</w:t>
+              <w:t>❌ p95 hors SLA</w:t>
             </w:r>
           </w:p>
         </w:tc>
@@ -453,7 +468,7 @@
               <w:rPr>
                 <w:b/>
               </w:rPr>
-              <w:t>B. Modèle local plus léger</w:t>
+              <w:t>B1. Local léger</w:t>
             </w:r>
             <w:r>
               <w:t xml:space="preserve"> </w:t>
@@ -463,15 +478,6 @@
                 <w:rFonts w:ascii="Consolas" w:hAnsi="Consolas"/>
               </w:rPr>
               <w:t>phi3:mini</w:t>
-            </w:r>
-            <w:r>
-              <w:t xml:space="preserve"> / </w:t>
-            </w:r>
-            <w:r>
-              <w:rPr>
-                <w:rFonts w:ascii="Consolas" w:hAnsi="Consolas"/>
-              </w:rPr>
-              <w:t>mistral:7b</w:t>
             </w:r>
             <w:r>
               <w:t xml:space="preserve"> (Ollama)</w:t>
@@ -485,7 +491,7 @@
           <w:p>
             <w:r/>
             <w:r>
-              <w:t>_à mesurer_</w:t>
+              <w:t>7,8 s / 9,9 s</w:t>
             </w:r>
           </w:p>
         </w:tc>
@@ -496,7 +502,7 @@
           <w:p>
             <w:r/>
             <w:r>
-              <w:t>bonne ?</w:t>
+              <w:t>❌ instable (3-9 QCM)</w:t>
             </w:r>
           </w:p>
         </w:tc>
@@ -518,16 +524,7 @@
           <w:p>
             <w:r/>
             <w:r>
-              <w:t xml:space="preserve">faible (changer </w:t>
-            </w:r>
-            <w:r>
-              <w:rPr>
-                <w:rFonts w:ascii="Consolas" w:hAnsi="Consolas"/>
-              </w:rPr>
-              <w:t>OLLAMA_MODEL</w:t>
-            </w:r>
-            <w:r>
-              <w:t>)</w:t>
+              <w:t>❌ qualité non fiable</w:t>
             </w:r>
           </w:p>
         </w:tc>
@@ -543,7 +540,91 @@
               <w:rPr>
                 <w:b/>
               </w:rPr>
-              <w:t>C. Cloud européen</w:t>
+              <w:t>B2. Local équilibré</w:t>
+            </w:r>
+            <w:r>
+              <w:t xml:space="preserve"> </w:t>
+            </w:r>
+            <w:r>
+              <w:rPr>
+                <w:rFonts w:ascii="Consolas" w:hAnsi="Consolas"/>
+              </w:rPr>
+              <w:t>mistral:7b</w:t>
+            </w:r>
+            <w:r>
+              <w:t xml:space="preserve"> (Ollama)</w:t>
+            </w:r>
+          </w:p>
+        </w:tc>
+        <w:tc>
+          <w:tcPr>
+            <w:tcW w:type="dxa" w:w="1728"/>
+          </w:tcPr>
+          <w:p>
+            <w:r/>
+            <w:r>
+              <w:t xml:space="preserve">8,8 s / </w:t>
+            </w:r>
+            <w:r>
+              <w:rPr>
+                <w:b/>
+              </w:rPr>
+              <w:t>12,5 s</w:t>
+            </w:r>
+          </w:p>
+        </w:tc>
+        <w:tc>
+          <w:tcPr>
+            <w:tcW w:type="dxa" w:w="1728"/>
+          </w:tcPr>
+          <w:p>
+            <w:r/>
+            <w:r>
+              <w:t>✅ 10/10</w:t>
+            </w:r>
+          </w:p>
+        </w:tc>
+        <w:tc>
+          <w:tcPr>
+            <w:tcW w:type="dxa" w:w="1728"/>
+          </w:tcPr>
+          <w:p>
+            <w:r/>
+            <w:r>
+              <w:t>✅ local</w:t>
+            </w:r>
+          </w:p>
+        </w:tc>
+        <w:tc>
+          <w:tcPr>
+            <w:tcW w:type="dxa" w:w="1728"/>
+          </w:tcPr>
+          <w:p>
+            <w:r/>
+            <w:r>
+              <w:t xml:space="preserve">✅ </w:t>
+            </w:r>
+            <w:r>
+              <w:rPr>
+                <w:b/>
+              </w:rPr>
+              <w:t>retenu</w:t>
+            </w:r>
+          </w:p>
+        </w:tc>
+      </w:tr>
+      <w:tr>
+        <w:tc>
+          <w:tcPr>
+            <w:tcW w:type="dxa" w:w="1728"/>
+          </w:tcPr>
+          <w:p>
+            <w:r/>
+            <w:r>
+              <w:rPr>
+                <w:b/>
+              </w:rPr>
+              <w:t>C. Cloud UE</w:t>
             </w:r>
             <w:r>
               <w:t xml:space="preserve"> Mistral AI </w:t>
@@ -563,7 +644,7 @@
           <w:p>
             <w:r/>
             <w:r>
-              <w:t>rapide</w:t>
+              <w:t>non mesuré</w:t>
             </w:r>
           </w:p>
         </w:tc>
@@ -574,7 +655,7 @@
           <w:p>
             <w:r/>
             <w:r>
-              <w:t>élevée</w:t>
+              <w:t>—</w:t>
             </w:r>
           </w:p>
         </w:tc>
@@ -585,7 +666,7 @@
           <w:p>
             <w:r/>
             <w:r>
-              <w:t>🟡 UE (hors local)</w:t>
+              <w:t>🟡 UE</w:t>
             </w:r>
           </w:p>
         </w:tc>
@@ -596,7 +677,7 @@
           <w:p>
             <w:r/>
             <w:r>
-              <w:t>faible (clé API)</w:t>
+              <w:t>repli si local insuffisant</w:t>
             </w:r>
           </w:p>
         </w:tc>
@@ -632,7 +713,7 @@
           <w:p>
             <w:r/>
             <w:r>
-              <w:t>très rapide</w:t>
+              <w:t>non mesuré</w:t>
             </w:r>
           </w:p>
         </w:tc>
@@ -643,7 +724,7 @@
           <w:p>
             <w:r/>
             <w:r>
-              <w:t>élevée</w:t>
+              <w:t>—</w:t>
             </w:r>
           </w:p>
         </w:tc>
@@ -665,13 +746,7 @@
           <w:p>
             <w:r/>
             <w:r>
-              <w:t xml:space="preserve">faible mais </w:t>
-            </w:r>
-            <w:r>
-              <w:rPr>
-                <w:b/>
-              </w:rPr>
-              <w:t>conflit RGPD</w:t>
+              <w:t>exclu (RGPD, US-W.3)</w:t>
             </w:r>
           </w:p>
         </w:tc>
@@ -683,7 +758,7 @@
         <w:ind w:left="454"/>
       </w:pPr>
       <w:r>
-        <w:t>Chiffres médiane/p95 et qualité /5 : voir le tableau de benchmark J2.</w:t>
+        <w:t>Mesures : 5 runs/modèle, cours de référence, machine i5-11400F + RTX 5070. Détail : benchmark J2.</w:t>
       </w:r>
     </w:p>
     <w:p>
@@ -702,7 +777,7 @@
         <w:rPr>
           <w:b/>
         </w:rPr>
-        <w:t>Décision proposée (à confirmer par les chiffres du benchmark) :</w:t>
+        <w:t>Décision (actée sur la base du benchmark) :</w:t>
       </w:r>
     </w:p>
     <w:p>
@@ -721,28 +796,55 @@
         <w:rPr>
           <w:b/>
         </w:rPr>
-        <w:t>Privilégier l'option B</w:t>
+        <w:t>Adopter l'option B2 — `mistral:7b` en local (Ollama)</w:t>
       </w:r>
       <w:r>
-        <w:t xml:space="preserve"> — basculer sur le </w:t>
+        <w:t xml:space="preserve"> comme modèle par défaut : </w:t>
       </w:r>
       <w:r>
         <w:rPr>
           <w:b/>
         </w:rPr>
-        <w:t>modèle local le plus léger qui tient ≤ 15 s à qualité ≥ 4/5</w:t>
+        <w:t>p95 12,5 s (&lt; 15 s)</w:t>
       </w:r>
       <w:r>
-        <w:t xml:space="preserve"> (candidat principal : </w:t>
+        <w:t xml:space="preserve"> et </w:t>
+      </w:r>
+      <w:r>
+        <w:rPr>
+          <w:b/>
+        </w:rPr>
+        <w:t>10 QCM valides</w:t>
+      </w:r>
+      <w:r>
+        <w:t xml:space="preserve">, </w:t>
+      </w:r>
+      <w:r>
+        <w:rPr>
+          <w:b/>
+        </w:rPr>
+        <w:t>souveraineté préservée</w:t>
+      </w:r>
+      <w:r>
+        <w:t xml:space="preserve">. Appliqué via </w:t>
       </w:r>
       <w:r>
         <w:rPr>
           <w:rFonts w:ascii="Consolas" w:hAnsi="Consolas"/>
         </w:rPr>
-        <w:t>phi3:mini</w:t>
+        <w:t>OLLAMA_MODEL=mistral:7b</w:t>
       </w:r>
       <w:r>
-        <w:t>). La souveraineté est préservée.</w:t>
+        <w:t xml:space="preserve"> (settings + </w:t>
+      </w:r>
+      <w:r>
+        <w:rPr>
+          <w:rFonts w:ascii="Consolas" w:hAnsi="Consolas"/>
+        </w:rPr>
+        <w:t>.env.example</w:t>
+      </w:r>
+      <w:r>
+        <w:t>).</w:t>
       </w:r>
     </w:p>
     <w:p>
@@ -756,37 +858,19 @@
         <w:rPr>
           <w:b/>
         </w:rPr>
-        <w:t>Repli option C (Mistral, cloud UE)</w:t>
+        <w:t>`phi3:mini` écarté</w:t>
       </w:r>
       <w:r>
-        <w:t xml:space="preserve"> </w:t>
-      </w:r>
-      <w:r>
-        <w:rPr>
-          <w:i/>
-        </w:rPr>
-        <w:t>uniquement</w:t>
-      </w:r>
-      <w:r>
-        <w:t xml:space="preserve"> si </w:t>
+        <w:t xml:space="preserve"> malgré sa rapidité (p95 9,9 s) : qualité/format </w:t>
       </w:r>
       <w:r>
         <w:rPr>
           <w:b/>
         </w:rPr>
-        <w:t>aucun</w:t>
+        <w:t>non fiables</w:t>
       </w:r>
       <w:r>
-        <w:t xml:space="preserve"> modèle local ne tient le SLA — fournisseur </w:t>
-      </w:r>
-      <w:r>
-        <w:rPr>
-          <w:b/>
-        </w:rPr>
-        <w:t>européen</w:t>
-      </w:r>
-      <w:r>
-        <w:t xml:space="preserve"> donc compatible RGPD, activable par configuration.</w:t>
+        <w:t xml:space="preserve"> (3 à 9 questions).</w:t>
       </w:r>
     </w:p>
     <w:p>
@@ -800,10 +884,71 @@
         <w:rPr>
           <w:b/>
         </w:rPr>
-        <w:t>Option D (Groq/US) exclue par défaut</w:t>
+        <w:t>`llama3.1:8b` écarté</w:t>
       </w:r>
       <w:r>
-        <w:t xml:space="preserve"> (données hors UE) — réservée à une démo non-RGPD explicitement isolée.</w:t>
+        <w:t xml:space="preserve"> : p95 56 s (cause de la latence ressentie).</w:t>
+      </w:r>
+    </w:p>
+    <w:p>
+      <w:pPr>
+        <w:ind w:left="454"/>
+      </w:pPr>
+      <w:r>
+        <w:t xml:space="preserve">4. </w:t>
+      </w:r>
+      <w:r>
+        <w:rPr>
+          <w:b/>
+        </w:rPr>
+        <w:t>Repli option C (Mistral cloud UE)</w:t>
+      </w:r>
+      <w:r>
+        <w:t xml:space="preserve"> si un poste </w:t>
+      </w:r>
+      <w:r>
+        <w:rPr>
+          <w:b/>
+        </w:rPr>
+        <w:t>sans GPU</w:t>
+      </w:r>
+      <w:r>
+        <w:t xml:space="preserve"> ne tient pas le SLA en local. </w:t>
+      </w:r>
+      <w:r>
+        <w:rPr>
+          <w:b/>
+        </w:rPr>
+        <w:t>Option D (Groq/US) exclue</w:t>
+      </w:r>
+      <w:r>
+        <w:t xml:space="preserve"> (RGPD, US-W.3).</w:t>
+      </w:r>
+    </w:p>
+    <w:p>
+      <w:pPr>
+        <w:ind w:left="454"/>
+      </w:pPr>
+      <w:r>
+        <w:t xml:space="preserve">5. </w:t>
+      </w:r>
+      <w:r>
+        <w:rPr>
+          <w:b/>
+        </w:rPr>
+        <w:t>Durcir le prompt/parser</w:t>
+      </w:r>
+      <w:r>
+        <w:t xml:space="preserve"> (retry + tolérance) : tous les modèles ont parfois dévié du format → action </w:t>
+      </w:r>
+      <w:r>
+        <w:rPr>
+          <w:b/>
+        </w:rPr>
+        <w:t>US-F3.1</w:t>
+      </w:r>
+      <w:r>
+        <w:t>.</w:t>
       </w:r>
     </w:p>
     <w:p>
@@ -941,16 +1086,22 @@
         <w:pStyle w:val="ListBullet"/>
       </w:pPr>
       <w:r>
-        <w:t xml:space="preserve">Un modèle plus léger peut </w:t>
+        <w:rPr>
+          <w:b/>
+        </w:rPr>
+        <w:t>Robustesse du format</w:t>
+      </w:r>
+      <w:r>
+        <w:t xml:space="preserve"> : tous les modèles ont parfois renvoyé un nombre de questions ≠ 10 → durcir le prompt/parser avec retry (</w:t>
       </w:r>
       <w:r>
         <w:rPr>
           <w:b/>
         </w:rPr>
-        <w:t>baisser la qualité</w:t>
+        <w:t>US-F3.1</w:t>
       </w:r>
       <w:r>
-        <w:t xml:space="preserve"> → surveiller la note /5 et le taux d'hallucination (US-F3.5, RAG).</w:t>
+        <w:t>).</w:t>
       </w:r>
     </w:p>
     <w:p>
@@ -958,16 +1109,39 @@
         <w:pStyle w:val="ListBullet"/>
       </w:pPr>
       <w:r>
-        <w:t xml:space="preserve">Le </w:t>
+        <w:rPr>
+          <w:b/>
+        </w:rPr>
+        <w:t>Dépendance GPU</w:t>
+      </w:r>
+      <w:r>
+        <w:t xml:space="preserve"> : les mesures sont sur une machine avec RTX 5070 ; sur un poste </w:t>
       </w:r>
       <w:r>
         <w:rPr>
           <w:b/>
         </w:rPr>
-        <w:t>prompt</w:t>
+        <w:t>CPU-only</w:t>
       </w:r>
       <w:r>
-        <w:t xml:space="preserve"> peut nécessiter un ajustement par modèle.</w:t>
+        <w:t>, les latences seront plus élevées → réévaluer (repli option C possible).</w:t>
+      </w:r>
+    </w:p>
+    <w:p>
+      <w:pPr>
+        <w:pStyle w:val="ListBullet"/>
+      </w:pPr>
+      <w:r>
+        <w:t xml:space="preserve">Surveiller la qualité /5 et le taux d'hallucination de </w:t>
+      </w:r>
+      <w:r>
+        <w:rPr>
+          <w:rFonts w:ascii="Consolas" w:hAnsi="Consolas"/>
+        </w:rPr>
+        <w:t>mistral:7b</w:t>
+      </w:r>
+      <w:r>
+        <w:t xml:space="preserve"> (US-F3.5, RAG).</w:t>
       </w:r>
     </w:p>
     <w:p>
@@ -983,7 +1157,19 @@
         <w:rPr>
           <w:i/>
         </w:rPr>
-        <w:t>ADR-0001 — équipe 6 · format Architecture Decision Record (1 page). À passer en statut « Accepté » une fois le benchmark exécuté et la cible ≤ 15 s vérifiée.</w:t>
+        <w:t xml:space="preserve">ADR-0001 — équipe 6 · format Architecture Decision Record (1 page) · statut </w:t>
+      </w:r>
+      <w:r>
+        <w:rPr>
+          <w:i/>
+        </w:rPr>
+        <w:t>Accepté</w:t>
+      </w:r>
+      <w:r>
+        <w:rPr>
+          <w:i/>
+        </w:rPr>
+        <w:t xml:space="preserve"> le 30/06/2026 après benchmark (cible ≤ 15 s vérifiée avec `mistral:7b`).</w:t>
       </w:r>
     </w:p>
     <w:sectPr>
